--- a/Deliverables/NImoro_environmental_impact_of_food_product_Links.docx
+++ b/Deliverables/NImoro_environmental_impact_of_food_product_Links.docx
@@ -11,6 +11,8 @@
           <w:b/>
           <w:bCs/>
           <w:color w:val="000000"/>
+          <w:sz w:val="28"/>
+          <w:szCs w:val="28"/>
         </w:rPr>
       </w:pPr>
       <w:r>
@@ -19,6 +21,8 @@
           <w:b/>
           <w:bCs/>
           <w:color w:val="000000"/>
+          <w:sz w:val="28"/>
+          <w:szCs w:val="28"/>
         </w:rPr>
         <w:t>TMP</w:t>
       </w:r>
@@ -28,6 +32,8 @@
           <w:b/>
           <w:bCs/>
           <w:color w:val="000000"/>
+          <w:sz w:val="28"/>
+          <w:szCs w:val="28"/>
         </w:rPr>
         <w:t>_</w:t>
       </w:r>
@@ -37,9 +43,11 @@
           <w:b/>
           <w:bCs/>
           <w:color w:val="000000"/>
-          <w:lang w:val="en-GB"/>
-        </w:rPr>
-        <w:t>Trans</w:t>
+          <w:sz w:val="28"/>
+          <w:szCs w:val="28"/>
+          <w:lang w:val="en-GB"/>
+        </w:rPr>
+        <w:t>Environmental</w:t>
       </w:r>
       <w:r>
         <w:rPr>
@@ -47,6 +55,8 @@
           <w:b/>
           <w:bCs/>
           <w:color w:val="000000"/>
+          <w:sz w:val="28"/>
+          <w:szCs w:val="28"/>
           <w:lang w:val="en-GB"/>
         </w:rPr>
         <w:t>_</w:t>
@@ -57,9 +67,11 @@
           <w:b/>
           <w:bCs/>
           <w:color w:val="000000"/>
-          <w:lang w:val="en-GB"/>
-        </w:rPr>
-        <w:t>Border</w:t>
+          <w:sz w:val="28"/>
+          <w:szCs w:val="28"/>
+          <w:lang w:val="en-GB"/>
+        </w:rPr>
+        <w:t>Impact</w:t>
       </w:r>
       <w:r>
         <w:rPr>
@@ -67,6 +79,8 @@
           <w:b/>
           <w:bCs/>
           <w:color w:val="000000"/>
+          <w:sz w:val="28"/>
+          <w:szCs w:val="28"/>
           <w:lang w:val="en-GB"/>
         </w:rPr>
         <w:t>_</w:t>
@@ -77,9 +91,11 @@
           <w:b/>
           <w:bCs/>
           <w:color w:val="000000"/>
-          <w:lang w:val="en-GB"/>
-        </w:rPr>
-        <w:t>Freight</w:t>
+          <w:sz w:val="28"/>
+          <w:szCs w:val="28"/>
+          <w:lang w:val="en-GB"/>
+        </w:rPr>
+        <w:t>of_</w:t>
       </w:r>
       <w:r>
         <w:rPr>
@@ -87,9 +103,47 @@
           <w:b/>
           <w:bCs/>
           <w:color w:val="000000"/>
-          <w:lang w:val="en-GB"/>
-        </w:rPr>
-        <w:t>_Analysis</w:t>
+          <w:sz w:val="28"/>
+          <w:szCs w:val="28"/>
+          <w:lang w:val="en-GB"/>
+        </w:rPr>
+        <w:t>F</w:t>
+      </w:r>
+      <w:r>
+        <w:rPr>
+          <w:rFonts w:ascii="Tableau Regular" w:hAnsi="Tableau Regular"/>
+          <w:b/>
+          <w:bCs/>
+          <w:color w:val="000000"/>
+          <w:sz w:val="28"/>
+          <w:szCs w:val="28"/>
+          <w:lang w:val="en-GB"/>
+        </w:rPr>
+        <w:t>ood</w:t>
+      </w:r>
+      <w:r>
+        <w:rPr>
+          <w:rFonts w:ascii="Tableau Regular" w:hAnsi="Tableau Regular"/>
+          <w:b/>
+          <w:bCs/>
+          <w:color w:val="000000"/>
+          <w:sz w:val="28"/>
+          <w:szCs w:val="28"/>
+          <w:lang w:val="en-GB"/>
+        </w:rPr>
+        <w:t>_</w:t>
+      </w:r>
+      <w:r>
+        <w:rPr>
+          <w:rFonts w:ascii="Tableau Regular" w:hAnsi="Tableau Regular"/>
+          <w:b/>
+          <w:bCs/>
+          <w:color w:val="000000"/>
+          <w:sz w:val="28"/>
+          <w:szCs w:val="28"/>
+          <w:lang w:val="en-GB"/>
+        </w:rPr>
+        <w:t>Production</w:t>
       </w:r>
     </w:p>
     <w:p>
@@ -112,7 +166,7 @@
           <w:sz w:val="24"/>
           <w:szCs w:val="24"/>
         </w:rPr>
-        <w:t>From Chaos to Control: The Power of Data in Freight Logistics Optimization</w:t>
+        <w:t>Hidden Cost of Your Dinner Plate: Which Foods Are Destroying the Planet?</w:t>
       </w:r>
     </w:p>
     <w:p>
@@ -131,7 +185,7 @@
           <w:sz w:val="24"/>
           <w:szCs w:val="24"/>
         </w:rPr>
-        <w:t>Freight transportation plays a crucial role in sustaining global trade, ensuring the seamless movement of goods across supply chains. However, the sector faces multiple challenges, including inefficiencies in logistics, rising transportation costs, safety concerns, and environmental impacts. The complexity of these issues requires a data-driven approach to improve decision-making and optimize freight operations.</w:t>
+        <w:t>From the juicy steak on your plate to your morning coffee and chocolate indulgence, our everyday food choices carry hidden environmental costs. Agriculture is a leading driver of greenhouse gas emissions, deforestation, water depletion, and pollution. But not all foods are equal in this regard - some take a far heavier toll on the planet than others.</w:t>
       </w:r>
     </w:p>
     <w:p>
@@ -150,23 +204,15 @@
           <w:sz w:val="24"/>
           <w:szCs w:val="24"/>
         </w:rPr>
-        <w:t xml:space="preserve">This project leverages data from the Bureau of Transportation Statistics (BTS) and applies the CRISP-DM framework to systematically </w:t>
-      </w:r>
-      <w:r>
-        <w:rPr>
-          <w:rFonts w:ascii="Times New Roman" w:hAnsi="Times New Roman" w:cs="Times New Roman"/>
-          <w:sz w:val="24"/>
-          <w:szCs w:val="24"/>
-        </w:rPr>
-        <w:t>analyse</w:t>
-      </w:r>
-      <w:r>
-        <w:rPr>
-          <w:rFonts w:ascii="Times New Roman" w:hAnsi="Times New Roman" w:cs="Times New Roman"/>
-          <w:sz w:val="24"/>
-          <w:szCs w:val="24"/>
-        </w:rPr>
-        <w:t xml:space="preserve"> freight logistics. The goal is to uncover actionable insights that enhance operational efficiency, mitigate risks, and support sustainability efforts. Through in-depth analysis of freight movement patterns, environmental impacts, and economic disruptions, this study seeks to provide stakeholders</w:t>
+        <w:t xml:space="preserve">In a comprehensive study comparing 43 food </w:t>
+      </w:r>
+      <w:r>
+        <w:rPr>
+          <w:rFonts w:ascii="Times New Roman" w:hAnsi="Times New Roman" w:cs="Times New Roman"/>
+          <w:sz w:val="24"/>
+          <w:szCs w:val="24"/>
+        </w:rPr>
+        <w:t>products;</w:t>
       </w:r>
       <w:r>
         <w:rPr>
@@ -182,7 +228,15 @@
           <w:sz w:val="24"/>
           <w:szCs w:val="24"/>
         </w:rPr>
-        <w:t>such as logistics managers, policymakers, and business analysts</w:t>
+        <w:t>both animal-based and plant-</w:t>
+      </w:r>
+      <w:r>
+        <w:rPr>
+          <w:rFonts w:ascii="Times New Roman" w:hAnsi="Times New Roman" w:cs="Times New Roman"/>
+          <w:sz w:val="24"/>
+          <w:szCs w:val="24"/>
+        </w:rPr>
+        <w:t>based,</w:t>
       </w:r>
       <w:r>
         <w:rPr>
@@ -198,7 +252,23 @@
           <w:sz w:val="24"/>
           <w:szCs w:val="24"/>
         </w:rPr>
-        <w:t>with valuable data-driven recommendations.</w:t>
+        <w:t xml:space="preserve">we </w:t>
+      </w:r>
+      <w:r>
+        <w:rPr>
+          <w:rFonts w:ascii="Times New Roman" w:hAnsi="Times New Roman" w:cs="Times New Roman"/>
+          <w:sz w:val="24"/>
+          <w:szCs w:val="24"/>
+        </w:rPr>
+        <w:t>analysed</w:t>
+      </w:r>
+      <w:r>
+        <w:rPr>
+          <w:rFonts w:ascii="Times New Roman" w:hAnsi="Times New Roman" w:cs="Times New Roman"/>
+          <w:sz w:val="24"/>
+          <w:szCs w:val="24"/>
+        </w:rPr>
+        <w:t xml:space="preserve"> the environmental impact across multiple dimensions: greenhouse gas emissions, land use, water consumption, and eutrophication potential. The goal? Help consumers, policymakers, and businesses understand which foods are most damaging and why - so they can make smarter, more sustainable decisions.</w:t>
       </w:r>
     </w:p>
     <w:p>
@@ -267,7 +337,7 @@
             <w:szCs w:val="24"/>
             <w:lang w:val="en-GB"/>
           </w:rPr>
-          <w:t>Link to GitHub</w:t>
+          <w:t>Link to GitHu</w:t>
         </w:r>
         <w:r>
           <w:rPr>
@@ -277,7 +347,7 @@
             <w:szCs w:val="24"/>
             <w:lang w:val="en-GB"/>
           </w:rPr>
-          <w:t xml:space="preserve"> </w:t>
+          <w:t>b</w:t>
         </w:r>
         <w:r>
           <w:rPr>
@@ -287,7 +357,27 @@
             <w:szCs w:val="24"/>
             <w:lang w:val="en-GB"/>
           </w:rPr>
-          <w:t>Repository</w:t>
+          <w:t xml:space="preserve"> R</w:t>
+        </w:r>
+        <w:r>
+          <w:rPr>
+            <w:rStyle w:val="Hyperlink"/>
+            <w:rFonts w:ascii="Times New Roman" w:hAnsi="Times New Roman" w:cs="Times New Roman"/>
+            <w:sz w:val="24"/>
+            <w:szCs w:val="24"/>
+            <w:lang w:val="en-GB"/>
+          </w:rPr>
+          <w:t>e</w:t>
+        </w:r>
+        <w:r>
+          <w:rPr>
+            <w:rStyle w:val="Hyperlink"/>
+            <w:rFonts w:ascii="Times New Roman" w:hAnsi="Times New Roman" w:cs="Times New Roman"/>
+            <w:sz w:val="24"/>
+            <w:szCs w:val="24"/>
+            <w:lang w:val="en-GB"/>
+          </w:rPr>
+          <w:t>pository</w:t>
         </w:r>
       </w:hyperlink>
     </w:p>
@@ -324,7 +414,17 @@
             <w:szCs w:val="24"/>
             <w:lang w:val="en-GB"/>
           </w:rPr>
-          <w:t xml:space="preserve">Medium </w:t>
+          <w:t>Medium</w:t>
+        </w:r>
+        <w:r>
+          <w:rPr>
+            <w:rStyle w:val="Hyperlink"/>
+            <w:rFonts w:ascii="Times New Roman" w:hAnsi="Times New Roman" w:cs="Times New Roman"/>
+            <w:sz w:val="24"/>
+            <w:szCs w:val="24"/>
+            <w:lang w:val="en-GB"/>
+          </w:rPr>
+          <w:t xml:space="preserve"> </w:t>
         </w:r>
         <w:r>
           <w:rPr>
@@ -354,44 +454,98 @@
         <w:ind w:firstLine="720"/>
         <w:jc w:val="both"/>
         <w:rPr>
+          <w:rStyle w:val="Hyperlink"/>
           <w:rFonts w:ascii="Times New Roman" w:hAnsi="Times New Roman" w:cs="Times New Roman"/>
           <w:sz w:val="24"/>
           <w:szCs w:val="24"/>
           <w:lang w:val="en-GB"/>
         </w:rPr>
       </w:pPr>
-      <w:hyperlink r:id="rId6" w:history="1">
-        <w:r>
-          <w:rPr>
-            <w:rStyle w:val="Hyperlink"/>
-            <w:rFonts w:ascii="Times New Roman" w:hAnsi="Times New Roman" w:cs="Times New Roman"/>
-            <w:sz w:val="24"/>
-            <w:szCs w:val="24"/>
-            <w:lang w:val="en-GB"/>
-          </w:rPr>
-          <w:t>Link to PowerP</w:t>
-        </w:r>
-        <w:r>
-          <w:rPr>
-            <w:rStyle w:val="Hyperlink"/>
-            <w:rFonts w:ascii="Times New Roman" w:hAnsi="Times New Roman" w:cs="Times New Roman"/>
-            <w:sz w:val="24"/>
-            <w:szCs w:val="24"/>
-            <w:lang w:val="en-GB"/>
-          </w:rPr>
-          <w:t>o</w:t>
-        </w:r>
-        <w:r>
-          <w:rPr>
-            <w:rStyle w:val="Hyperlink"/>
-            <w:rFonts w:ascii="Times New Roman" w:hAnsi="Times New Roman" w:cs="Times New Roman"/>
-            <w:sz w:val="24"/>
-            <w:szCs w:val="24"/>
-            <w:lang w:val="en-GB"/>
-          </w:rPr>
-          <w:t>int Presentation</w:t>
-        </w:r>
-      </w:hyperlink>
+      <w:r>
+        <w:rPr>
+          <w:rFonts w:ascii="Times New Roman" w:hAnsi="Times New Roman" w:cs="Times New Roman"/>
+          <w:sz w:val="24"/>
+          <w:szCs w:val="24"/>
+          <w:lang w:val="en-GB"/>
+        </w:rPr>
+        <w:fldChar w:fldCharType="begin"/>
+      </w:r>
+      <w:r>
+        <w:rPr>
+          <w:rFonts w:ascii="Times New Roman" w:hAnsi="Times New Roman" w:cs="Times New Roman"/>
+          <w:sz w:val="24"/>
+          <w:szCs w:val="24"/>
+          <w:lang w:val="en-GB"/>
+        </w:rPr>
+        <w:instrText>HYPERLINK "https://docs.google.com/presentation/d/1njaPIXS7wDha6e_fHYFGJTcz8lv0A-eQ/edit?usp=sharing&amp;ouid=109210487212495668782&amp;rtpof=true&amp;sd=true"</w:instrText>
+      </w:r>
+      <w:r>
+        <w:rPr>
+          <w:rFonts w:ascii="Times New Roman" w:hAnsi="Times New Roman" w:cs="Times New Roman"/>
+          <w:sz w:val="24"/>
+          <w:szCs w:val="24"/>
+          <w:lang w:val="en-GB"/>
+        </w:rPr>
+      </w:r>
+      <w:r>
+        <w:rPr>
+          <w:rFonts w:ascii="Times New Roman" w:hAnsi="Times New Roman" w:cs="Times New Roman"/>
+          <w:sz w:val="24"/>
+          <w:szCs w:val="24"/>
+          <w:lang w:val="en-GB"/>
+        </w:rPr>
+        <w:fldChar w:fldCharType="separate"/>
+      </w:r>
+      <w:r>
+        <w:rPr>
+          <w:rStyle w:val="Hyperlink"/>
+          <w:rFonts w:ascii="Times New Roman" w:hAnsi="Times New Roman" w:cs="Times New Roman"/>
+          <w:sz w:val="24"/>
+          <w:szCs w:val="24"/>
+          <w:lang w:val="en-GB"/>
+        </w:rPr>
+        <w:t>Link to Po</w:t>
+      </w:r>
+      <w:r>
+        <w:rPr>
+          <w:rStyle w:val="Hyperlink"/>
+          <w:rFonts w:ascii="Times New Roman" w:hAnsi="Times New Roman" w:cs="Times New Roman"/>
+          <w:sz w:val="24"/>
+          <w:szCs w:val="24"/>
+          <w:lang w:val="en-GB"/>
+        </w:rPr>
+        <w:t>w</w:t>
+      </w:r>
+      <w:r>
+        <w:rPr>
+          <w:rStyle w:val="Hyperlink"/>
+          <w:rFonts w:ascii="Times New Roman" w:hAnsi="Times New Roman" w:cs="Times New Roman"/>
+          <w:sz w:val="24"/>
+          <w:szCs w:val="24"/>
+          <w:lang w:val="en-GB"/>
+        </w:rPr>
+        <w:t>er</w:t>
+      </w:r>
+      <w:r>
+        <w:rPr>
+          <w:rStyle w:val="Hyperlink"/>
+          <w:rFonts w:ascii="Times New Roman" w:hAnsi="Times New Roman" w:cs="Times New Roman"/>
+          <w:sz w:val="24"/>
+          <w:szCs w:val="24"/>
+          <w:lang w:val="en-GB"/>
+        </w:rPr>
+        <w:t>P</w:t>
+      </w:r>
+      <w:r>
+        <w:rPr>
+          <w:rStyle w:val="Hyperlink"/>
+          <w:rFonts w:ascii="Times New Roman" w:hAnsi="Times New Roman" w:cs="Times New Roman"/>
+          <w:sz w:val="24"/>
+          <w:szCs w:val="24"/>
+          <w:lang w:val="en-GB"/>
+        </w:rPr>
+        <w:t>oint Presentation</w:t>
+      </w:r>
     </w:p>
     <w:p>
       <w:pPr>
@@ -399,56 +553,119 @@
         <w:ind w:firstLine="720"/>
         <w:jc w:val="both"/>
         <w:rPr>
+          <w:rStyle w:val="Hyperlink"/>
           <w:rFonts w:ascii="Times New Roman" w:hAnsi="Times New Roman" w:cs="Times New Roman"/>
           <w:sz w:val="24"/>
           <w:szCs w:val="24"/>
           <w:lang w:val="en-GB"/>
         </w:rPr>
       </w:pPr>
-      <w:hyperlink r:id="rId7" w:history="1">
-        <w:r>
-          <w:rPr>
-            <w:rStyle w:val="Hyperlink"/>
-            <w:rFonts w:ascii="Times New Roman" w:hAnsi="Times New Roman" w:cs="Times New Roman"/>
-            <w:sz w:val="24"/>
-            <w:szCs w:val="24"/>
-            <w:lang w:val="en-GB"/>
-          </w:rPr>
-          <w:t xml:space="preserve">Link to </w:t>
-        </w:r>
-        <w:proofErr w:type="spellStart"/>
-        <w:r>
-          <w:rPr>
-            <w:rStyle w:val="Hyperlink"/>
-            <w:rFonts w:ascii="Times New Roman" w:hAnsi="Times New Roman" w:cs="Times New Roman"/>
-            <w:sz w:val="24"/>
-            <w:szCs w:val="24"/>
-            <w:lang w:val="en-GB"/>
-          </w:rPr>
-          <w:t>PowerB</w:t>
-        </w:r>
-        <w:r>
-          <w:rPr>
-            <w:rStyle w:val="Hyperlink"/>
-            <w:rFonts w:ascii="Times New Roman" w:hAnsi="Times New Roman" w:cs="Times New Roman"/>
-            <w:sz w:val="24"/>
-            <w:szCs w:val="24"/>
-            <w:lang w:val="en-GB"/>
-          </w:rPr>
-          <w:t>I</w:t>
-        </w:r>
-        <w:proofErr w:type="spellEnd"/>
-        <w:r>
-          <w:rPr>
-            <w:rStyle w:val="Hyperlink"/>
-            <w:rFonts w:ascii="Times New Roman" w:hAnsi="Times New Roman" w:cs="Times New Roman"/>
-            <w:sz w:val="24"/>
-            <w:szCs w:val="24"/>
-            <w:lang w:val="en-GB"/>
-          </w:rPr>
-          <w:t xml:space="preserve"> Dashboard</w:t>
-        </w:r>
-      </w:hyperlink>
+      <w:r>
+        <w:rPr>
+          <w:rFonts w:ascii="Times New Roman" w:hAnsi="Times New Roman" w:cs="Times New Roman"/>
+          <w:sz w:val="24"/>
+          <w:szCs w:val="24"/>
+          <w:lang w:val="en-GB"/>
+        </w:rPr>
+        <w:fldChar w:fldCharType="end"/>
+      </w:r>
+      <w:r>
+        <w:rPr>
+          <w:rFonts w:ascii="Times New Roman" w:hAnsi="Times New Roman" w:cs="Times New Roman"/>
+          <w:sz w:val="24"/>
+          <w:szCs w:val="24"/>
+          <w:lang w:val="en-GB"/>
+        </w:rPr>
+        <w:fldChar w:fldCharType="begin"/>
+      </w:r>
+      <w:r>
+        <w:rPr>
+          <w:rFonts w:ascii="Times New Roman" w:hAnsi="Times New Roman" w:cs="Times New Roman"/>
+          <w:sz w:val="24"/>
+          <w:szCs w:val="24"/>
+          <w:lang w:val="en-GB"/>
+        </w:rPr>
+        <w:instrText>HYPERLINK "https://app.powerbi.com/view?r=eyJrIjoiYjIzNDU4MmMtNzI2OC00MDQ2LTkxYzMtODM3NDk5ZjkzZTE0IiwidCI6IjQ0ODdiNTJmLWYxMTgtNDgzMC1iNDlkLTNjMjk4Y2I3MTA3NSJ9"</w:instrText>
+      </w:r>
+      <w:r>
+        <w:rPr>
+          <w:rFonts w:ascii="Times New Roman" w:hAnsi="Times New Roman" w:cs="Times New Roman"/>
+          <w:sz w:val="24"/>
+          <w:szCs w:val="24"/>
+          <w:lang w:val="en-GB"/>
+        </w:rPr>
+      </w:r>
+      <w:r>
+        <w:rPr>
+          <w:rFonts w:ascii="Times New Roman" w:hAnsi="Times New Roman" w:cs="Times New Roman"/>
+          <w:sz w:val="24"/>
+          <w:szCs w:val="24"/>
+          <w:lang w:val="en-GB"/>
+        </w:rPr>
+        <w:fldChar w:fldCharType="separate"/>
+      </w:r>
+      <w:r>
+        <w:rPr>
+          <w:rStyle w:val="Hyperlink"/>
+          <w:rFonts w:ascii="Times New Roman" w:hAnsi="Times New Roman" w:cs="Times New Roman"/>
+          <w:sz w:val="24"/>
+          <w:szCs w:val="24"/>
+          <w:lang w:val="en-GB"/>
+        </w:rPr>
+        <w:t xml:space="preserve">Link to </w:t>
+      </w:r>
+      <w:proofErr w:type="spellStart"/>
+      <w:r>
+        <w:rPr>
+          <w:rStyle w:val="Hyperlink"/>
+          <w:rFonts w:ascii="Times New Roman" w:hAnsi="Times New Roman" w:cs="Times New Roman"/>
+          <w:sz w:val="24"/>
+          <w:szCs w:val="24"/>
+          <w:lang w:val="en-GB"/>
+        </w:rPr>
+        <w:t>PowerBI</w:t>
+      </w:r>
+      <w:proofErr w:type="spellEnd"/>
+      <w:r>
+        <w:rPr>
+          <w:rStyle w:val="Hyperlink"/>
+          <w:rFonts w:ascii="Times New Roman" w:hAnsi="Times New Roman" w:cs="Times New Roman"/>
+          <w:sz w:val="24"/>
+          <w:szCs w:val="24"/>
+          <w:lang w:val="en-GB"/>
+        </w:rPr>
+        <w:t xml:space="preserve"> D</w:t>
+      </w:r>
+      <w:r>
+        <w:rPr>
+          <w:rStyle w:val="Hyperlink"/>
+          <w:rFonts w:ascii="Times New Roman" w:hAnsi="Times New Roman" w:cs="Times New Roman"/>
+          <w:sz w:val="24"/>
+          <w:szCs w:val="24"/>
+          <w:lang w:val="en-GB"/>
+        </w:rPr>
+        <w:t>a</w:t>
+      </w:r>
+      <w:r>
+        <w:rPr>
+          <w:rStyle w:val="Hyperlink"/>
+          <w:rFonts w:ascii="Times New Roman" w:hAnsi="Times New Roman" w:cs="Times New Roman"/>
+          <w:sz w:val="24"/>
+          <w:szCs w:val="24"/>
+          <w:lang w:val="en-GB"/>
+        </w:rPr>
+        <w:t>s</w:t>
+      </w:r>
+      <w:r>
+        <w:rPr>
+          <w:rStyle w:val="Hyperlink"/>
+          <w:rFonts w:ascii="Times New Roman" w:hAnsi="Times New Roman" w:cs="Times New Roman"/>
+          <w:sz w:val="24"/>
+          <w:szCs w:val="24"/>
+          <w:lang w:val="en-GB"/>
+        </w:rPr>
+        <w:t>hboard</w:t>
+      </w:r>
     </w:p>
     <w:p>
       <w:pPr>
@@ -456,49 +673,101 @@
         <w:ind w:firstLine="720"/>
         <w:jc w:val="both"/>
         <w:rPr>
+          <w:rStyle w:val="Hyperlink"/>
           <w:rFonts w:ascii="Times New Roman" w:hAnsi="Times New Roman" w:cs="Times New Roman"/>
           <w:sz w:val="24"/>
           <w:szCs w:val="24"/>
           <w:lang w:val="en-GB"/>
         </w:rPr>
       </w:pPr>
-      <w:hyperlink r:id="rId8" w:history="1">
-        <w:r>
-          <w:rPr>
-            <w:rStyle w:val="Hyperlink"/>
-            <w:rFonts w:ascii="Times New Roman" w:hAnsi="Times New Roman" w:cs="Times New Roman"/>
-            <w:sz w:val="24"/>
-            <w:szCs w:val="24"/>
-            <w:lang w:val="en-GB"/>
-          </w:rPr>
-          <w:t>Link to Full Rep</w:t>
-        </w:r>
-        <w:r>
-          <w:rPr>
-            <w:rStyle w:val="Hyperlink"/>
-            <w:rFonts w:ascii="Times New Roman" w:hAnsi="Times New Roman" w:cs="Times New Roman"/>
-            <w:sz w:val="24"/>
-            <w:szCs w:val="24"/>
-            <w:lang w:val="en-GB"/>
-          </w:rPr>
-          <w:t>o</w:t>
-        </w:r>
-        <w:r>
-          <w:rPr>
-            <w:rStyle w:val="Hyperlink"/>
-            <w:rFonts w:ascii="Times New Roman" w:hAnsi="Times New Roman" w:cs="Times New Roman"/>
-            <w:sz w:val="24"/>
-            <w:szCs w:val="24"/>
-            <w:lang w:val="en-GB"/>
-          </w:rPr>
-          <w:t>rt Word Document</w:t>
-        </w:r>
-      </w:hyperlink>
+      <w:r>
+        <w:rPr>
+          <w:rFonts w:ascii="Times New Roman" w:hAnsi="Times New Roman" w:cs="Times New Roman"/>
+          <w:sz w:val="24"/>
+          <w:szCs w:val="24"/>
+          <w:lang w:val="en-GB"/>
+        </w:rPr>
+        <w:fldChar w:fldCharType="end"/>
+      </w:r>
+      <w:r>
+        <w:rPr>
+          <w:rFonts w:ascii="Times New Roman" w:hAnsi="Times New Roman" w:cs="Times New Roman"/>
+          <w:sz w:val="24"/>
+          <w:szCs w:val="24"/>
+          <w:lang w:val="en-GB"/>
+        </w:rPr>
+        <w:fldChar w:fldCharType="begin"/>
+      </w:r>
+      <w:r>
+        <w:rPr>
+          <w:rFonts w:ascii="Times New Roman" w:hAnsi="Times New Roman" w:cs="Times New Roman"/>
+          <w:sz w:val="24"/>
+          <w:szCs w:val="24"/>
+          <w:lang w:val="en-GB"/>
+        </w:rPr>
+        <w:instrText>HYPERLINK "https://docs.google.com/document/d/12pMCAt31ERSfLd96_E5RVdGzBkDuHyJb/edit?usp=sharing&amp;ouid=109210487212495668782&amp;rtpof=true&amp;sd=true"</w:instrText>
+      </w:r>
+      <w:r>
+        <w:rPr>
+          <w:rFonts w:ascii="Times New Roman" w:hAnsi="Times New Roman" w:cs="Times New Roman"/>
+          <w:sz w:val="24"/>
+          <w:szCs w:val="24"/>
+          <w:lang w:val="en-GB"/>
+        </w:rPr>
+      </w:r>
+      <w:r>
+        <w:rPr>
+          <w:rFonts w:ascii="Times New Roman" w:hAnsi="Times New Roman" w:cs="Times New Roman"/>
+          <w:sz w:val="24"/>
+          <w:szCs w:val="24"/>
+          <w:lang w:val="en-GB"/>
+        </w:rPr>
+        <w:fldChar w:fldCharType="separate"/>
+      </w:r>
+      <w:r>
+        <w:rPr>
+          <w:rStyle w:val="Hyperlink"/>
+          <w:rFonts w:ascii="Times New Roman" w:hAnsi="Times New Roman" w:cs="Times New Roman"/>
+          <w:sz w:val="24"/>
+          <w:szCs w:val="24"/>
+          <w:lang w:val="en-GB"/>
+        </w:rPr>
+        <w:t>Link to Full Rep</w:t>
+      </w:r>
+      <w:r>
+        <w:rPr>
+          <w:rStyle w:val="Hyperlink"/>
+          <w:rFonts w:ascii="Times New Roman" w:hAnsi="Times New Roman" w:cs="Times New Roman"/>
+          <w:sz w:val="24"/>
+          <w:szCs w:val="24"/>
+          <w:lang w:val="en-GB"/>
+        </w:rPr>
+        <w:t>o</w:t>
+      </w:r>
+      <w:r>
+        <w:rPr>
+          <w:rStyle w:val="Hyperlink"/>
+          <w:rFonts w:ascii="Times New Roman" w:hAnsi="Times New Roman" w:cs="Times New Roman"/>
+          <w:sz w:val="24"/>
+          <w:szCs w:val="24"/>
+          <w:lang w:val="en-GB"/>
+        </w:rPr>
+        <w:t>rt Word Document</w:t>
+      </w:r>
     </w:p>
     <w:p>
       <w:pPr>
         <w:jc w:val="both"/>
       </w:pPr>
+      <w:r>
+        <w:rPr>
+          <w:rFonts w:ascii="Times New Roman" w:hAnsi="Times New Roman" w:cs="Times New Roman"/>
+          <w:sz w:val="24"/>
+          <w:szCs w:val="24"/>
+          <w:lang w:val="en-GB"/>
+        </w:rPr>
+        <w:fldChar w:fldCharType="end"/>
+      </w:r>
     </w:p>
     <w:p>
       <w:pPr>
